--- a/T4-03/entregables/Plan_Capacitacion_Acta_Entrega.docx
+++ b/T4-03/entregables/Plan_Capacitacion_Acta_Entrega.docx
@@ -42,7 +42,13 @@
         <w:t xml:space="preserve"> </w:t>
       </w:r>
       <w:r>
-        <w:t xml:space="preserve">TecHome dev’s — Abimael López (</w:t>
+        <w:t xml:space="preserve">TecHome dev’s</w:t>
+      </w:r>
+      <w:r>
+        <w:t xml:space="preserve"> </w:t>
+      </w:r>
+      <w:r>
+        <w:t xml:space="preserve">- Jefte Abimael López Jarquín — Líder técnico / Capacitador principal (</w:t>
       </w:r>
       <w:hyperlink r:id="rId20">
         <w:r>
@@ -54,6 +60,24 @@
       </w:hyperlink>
       <w:r>
         <w:t xml:space="preserve">)</w:t>
+      </w:r>
+      <w:r>
+        <w:t xml:space="preserve"> </w:t>
+      </w:r>
+      <w:r>
+        <w:t xml:space="preserve">- Francisco Javier Jijón Cruz — Frontend / Apoyo en demo</w:t>
+      </w:r>
+      <w:r>
+        <w:t xml:space="preserve"> </w:t>
+      </w:r>
+      <w:r>
+        <w:t xml:space="preserve">- Adrián de Jesús Avendaño — QA / Soporte técnico de la sesión</w:t>
+      </w:r>
+      <w:r>
+        <w:t xml:space="preserve"> </w:t>
+      </w:r>
+      <w:r>
+        <w:t xml:space="preserve">- Perla Emigdalia García Castellanos — Documentación / Manual de usuario</w:t>
       </w:r>
       <w:r>
         <w:t xml:space="preserve"> </w:t>
@@ -3166,19 +3190,19 @@
                 <w:bCs/>
                 <w:b/>
               </w:rPr>
-              <w:t xml:space="preserve">Abimael López</w:t>
-            </w:r>
-          </w:p>
-        </w:tc>
-        <w:tc>
-          <w:tcPr/>
-          <w:p>
-            <w:pPr>
-              <w:pStyle w:val="Compact"/>
-              <w:jc w:val="left"/>
-            </w:pPr>
-            <w:r>
-              <w:t xml:space="preserve">Mantenedor / Capacitador — TecHome dev’s</w:t>
+              <w:t xml:space="preserve">Jefte Abimael López Jarquín</w:t>
+            </w:r>
+          </w:p>
+        </w:tc>
+        <w:tc>
+          <w:tcPr/>
+          <w:p>
+            <w:pPr>
+              <w:pStyle w:val="Compact"/>
+              <w:jc w:val="left"/>
+            </w:pPr>
+            <w:r>
+              <w:t xml:space="preserve">Líder técnico / Capacitador — TecHome dev’s</w:t>
             </w:r>
           </w:p>
         </w:tc>
@@ -3202,13 +3226,175 @@
               <w:jc w:val="left"/>
             </w:pPr>
             <w:r>
-              <w:t xml:space="preserve">abimael@techome.dev · GitHub</w:t>
+              <w:t xml:space="preserve">GitHub</w:t>
             </w:r>
             <w:r>
               <w:t xml:space="preserve"> </w:t>
             </w:r>
             <w:r>
               <w:t xml:space="preserve">@whoami-avi</w:t>
+            </w:r>
+          </w:p>
+        </w:tc>
+      </w:tr>
+      <w:tr>
+        <w:tc>
+          <w:tcPr/>
+          <w:p>
+            <w:pPr>
+              <w:pStyle w:val="Compact"/>
+              <w:jc w:val="left"/>
+            </w:pPr>
+            <w:r>
+              <w:rPr>
+                <w:bCs/>
+                <w:b/>
+              </w:rPr>
+              <w:t xml:space="preserve">Francisco Javier Jijón Cruz</w:t>
+            </w:r>
+          </w:p>
+        </w:tc>
+        <w:tc>
+          <w:tcPr/>
+          <w:p>
+            <w:pPr>
+              <w:pStyle w:val="Compact"/>
+              <w:jc w:val="left"/>
+            </w:pPr>
+            <w:r>
+              <w:t xml:space="preserve">Frontend / Apoyo demo — TecHome dev’s</w:t>
+            </w:r>
+          </w:p>
+        </w:tc>
+        <w:tc>
+          <w:tcPr/>
+          <w:p>
+            <w:pPr>
+              <w:pStyle w:val="Compact"/>
+              <w:jc w:val="left"/>
+            </w:pPr>
+            <w:r>
+              <w:t xml:space="preserve">_____________________________</w:t>
+            </w:r>
+          </w:p>
+        </w:tc>
+        <w:tc>
+          <w:tcPr/>
+          <w:p>
+            <w:pPr>
+              <w:pStyle w:val="Compact"/>
+              <w:jc w:val="left"/>
+            </w:pPr>
+            <w:r>
+              <w:t xml:space="preserve">—</w:t>
+            </w:r>
+          </w:p>
+        </w:tc>
+      </w:tr>
+      <w:tr>
+        <w:tc>
+          <w:tcPr/>
+          <w:p>
+            <w:pPr>
+              <w:pStyle w:val="Compact"/>
+              <w:jc w:val="left"/>
+            </w:pPr>
+            <w:r>
+              <w:rPr>
+                <w:bCs/>
+                <w:b/>
+              </w:rPr>
+              <w:t xml:space="preserve">Adrián de Jesús Avendaño</w:t>
+            </w:r>
+          </w:p>
+        </w:tc>
+        <w:tc>
+          <w:tcPr/>
+          <w:p>
+            <w:pPr>
+              <w:pStyle w:val="Compact"/>
+              <w:jc w:val="left"/>
+            </w:pPr>
+            <w:r>
+              <w:t xml:space="preserve">QA / Soporte técnico — TecHome dev’s</w:t>
+            </w:r>
+          </w:p>
+        </w:tc>
+        <w:tc>
+          <w:tcPr/>
+          <w:p>
+            <w:pPr>
+              <w:pStyle w:val="Compact"/>
+              <w:jc w:val="left"/>
+            </w:pPr>
+            <w:r>
+              <w:t xml:space="preserve">_____________________________</w:t>
+            </w:r>
+          </w:p>
+        </w:tc>
+        <w:tc>
+          <w:tcPr/>
+          <w:p>
+            <w:pPr>
+              <w:pStyle w:val="Compact"/>
+              <w:jc w:val="left"/>
+            </w:pPr>
+            <w:r>
+              <w:t xml:space="preserve">—</w:t>
+            </w:r>
+          </w:p>
+        </w:tc>
+      </w:tr>
+      <w:tr>
+        <w:tc>
+          <w:tcPr/>
+          <w:p>
+            <w:pPr>
+              <w:pStyle w:val="Compact"/>
+              <w:jc w:val="left"/>
+            </w:pPr>
+            <w:r>
+              <w:rPr>
+                <w:bCs/>
+                <w:b/>
+              </w:rPr>
+              <w:t xml:space="preserve">Perla Emigdalia García Castellanos</w:t>
+            </w:r>
+          </w:p>
+        </w:tc>
+        <w:tc>
+          <w:tcPr/>
+          <w:p>
+            <w:pPr>
+              <w:pStyle w:val="Compact"/>
+              <w:jc w:val="left"/>
+            </w:pPr>
+            <w:r>
+              <w:t xml:space="preserve">Documentación / Manual de usuario — TecHome dev’s</w:t>
+            </w:r>
+          </w:p>
+        </w:tc>
+        <w:tc>
+          <w:tcPr/>
+          <w:p>
+            <w:pPr>
+              <w:pStyle w:val="Compact"/>
+              <w:jc w:val="left"/>
+            </w:pPr>
+            <w:r>
+              <w:t xml:space="preserve">_____________________________</w:t>
+            </w:r>
+          </w:p>
+        </w:tc>
+        <w:tc>
+          <w:tcPr/>
+          <w:p>
+            <w:pPr>
+              <w:pStyle w:val="Compact"/>
+              <w:jc w:val="left"/>
+            </w:pPr>
+            <w:r>
+              <w:t xml:space="preserve">—</w:t>
             </w:r>
           </w:p>
         </w:tc>
